--- a/docx/司法解释/最高人民法院关于适用《中华人民共和国海商法》时间效力的若干规定_20260427_ff8081819e48b493019e5e6dc5a950e5.docx
+++ b/docx/司法解释/最高人民法院关于适用《中华人民共和国海商法》时间效力的若干规定_20260427_ff8081819e48b493019e5e6dc5a950e5.docx
@@ -56,25 +56,7 @@
         </w:rPr>
         <w:t>最高人民法院</w:t>
       </w:r>
-    </w:p>
-    <w:p>
-      <w:pPr>
-        <w:keepNext w:val="0"/>
-        <w:keepLines w:val="0"/>
-        <w:pageBreakBefore w:val="0"/>
-        <w:widowControl/>
-        <w:kinsoku/>
-        <w:wordWrap/>
-        <w:overflowPunct/>
-        <w:topLinePunct w:val="0"/>
-        <w:autoSpaceDE/>
-        <w:autoSpaceDN/>
-        <w:bidi w:val="0"/>
-        <w:adjustRightInd/>
-        <w:snapToGrid/>
-        <w:spacing w:line="567" w:lineRule="exact"/>
-        <w:jc w:val="center"/>
-        <w:textAlignment w:val="auto"/>
+      <w:r>
         <w:rPr>
           <w:rFonts w:hint="eastAsia" w:ascii="方正小标宋简体" w:hAnsi="方正小标宋简体" w:eastAsia="方正小标宋简体" w:cs="方正小标宋简体"/>
           <w:color w:val="333333"/>
@@ -82,7 +64,8 @@
           <w:szCs w:val="44"/>
           <w:shd w:val="clear" w:color="auto" w:fill="FFFFFF"/>
         </w:rPr>
-      </w:pPr>
+        <w:br w:type="textWrapping"/>
+      </w:r>
       <w:r>
         <w:rPr>
           <w:rFonts w:hint="eastAsia" w:ascii="方正小标宋简体" w:hAnsi="方正小标宋简体" w:eastAsia="方正小标宋简体" w:cs="方正小标宋简体"/>
@@ -93,25 +76,7 @@
         </w:rPr>
         <w:t>关于适用《中华人民共和国海商法》</w:t>
       </w:r>
-    </w:p>
-    <w:p>
-      <w:pPr>
-        <w:keepNext w:val="0"/>
-        <w:keepLines w:val="0"/>
-        <w:pageBreakBefore w:val="0"/>
-        <w:widowControl/>
-        <w:kinsoku/>
-        <w:wordWrap/>
-        <w:overflowPunct/>
-        <w:topLinePunct w:val="0"/>
-        <w:autoSpaceDE/>
-        <w:autoSpaceDN/>
-        <w:bidi w:val="0"/>
-        <w:adjustRightInd/>
-        <w:snapToGrid/>
-        <w:spacing w:line="567" w:lineRule="exact"/>
-        <w:jc w:val="center"/>
-        <w:textAlignment w:val="auto"/>
+      <w:r>
         <w:rPr>
           <w:rFonts w:hint="eastAsia" w:ascii="方正小标宋简体" w:hAnsi="方正小标宋简体" w:eastAsia="方正小标宋简体" w:cs="方正小标宋简体"/>
           <w:color w:val="333333"/>
@@ -119,7 +84,10 @@
           <w:szCs w:val="44"/>
           <w:shd w:val="clear" w:color="auto" w:fill="FFFFFF"/>
         </w:rPr>
-      </w:pPr>
+        <w:br w:type="textWrapping"/>
+      </w:r>
+      <w:bookmarkStart w:id="0" w:name="_GoBack"/>
+      <w:bookmarkEnd w:id="0"/>
       <w:r>
         <w:rPr>
           <w:rFonts w:hint="eastAsia" w:ascii="方正小标宋简体" w:hAnsi="方正小标宋简体" w:eastAsia="方正小标宋简体" w:cs="方正小标宋简体"/>
@@ -158,6 +126,16 @@
         <w:ind w:left="632" w:leftChars="200" w:right="632" w:rightChars="200" w:firstLine="632" w:firstLineChars="200"/>
         <w:textAlignment w:val="auto"/>
         <w:rPr>
+          <w:rFonts w:ascii="Times New Roman" w:hAnsi="Times New Roman" w:eastAsia="楷体_GB2312" w:cs="楷体_GB2312"/>
+          <w:bCs/>
+          <w:spacing w:val="6"/>
+          <w:sz w:val="32"/>
+          <w:szCs w:val="32"/>
+          <w:shd w:val="clear" w:color="auto" w:fill="FFFFFF"/>
+        </w:rPr>
+      </w:pPr>
+      <w:r>
+        <w:rPr>
           <w:rFonts w:hint="eastAsia" w:ascii="Times New Roman" w:hAnsi="Times New Roman" w:eastAsia="楷体" w:cs="楷体"/>
           <w:bCs w:val="0"/>
           <w:spacing w:val="0"/>
@@ -165,7 +143,20 @@
           <w:szCs w:val="32"/>
           <w:shd w:val="clear" w:color="auto" w:fill="FFFFFF"/>
         </w:rPr>
-      </w:pPr>
+        <w:t>（2026年4月20日最高人民法院审判委员会第1974次会议通过</w:t>
+      </w:r>
+      <w:r>
+        <w:rPr>
+          <w:rFonts w:hint="eastAsia" w:eastAsia="楷体" w:cs="楷体"/>
+          <w:bCs w:val="0"/>
+          <w:spacing w:val="0"/>
+          <w:sz w:val="32"/>
+          <w:szCs w:val="32"/>
+          <w:shd w:val="clear" w:color="auto" w:fill="FFFFFF"/>
+          <w:lang w:eastAsia="zh-CN"/>
+        </w:rPr>
+        <w:t>　</w:t>
+      </w:r>
       <w:r>
         <w:rPr>
           <w:rFonts w:hint="eastAsia" w:ascii="Times New Roman" w:hAnsi="Times New Roman" w:eastAsia="楷体" w:cs="楷体"/>
@@ -175,55 +166,15 @@
           <w:szCs w:val="32"/>
           <w:shd w:val="clear" w:color="auto" w:fill="FFFFFF"/>
         </w:rPr>
-        <w:t>（2026年4月20日最高人民法院审判委员会第1974次会议通过</w:t>
-      </w:r>
-      <w:r>
-        <w:rPr>
-          <w:rFonts w:hint="eastAsia" w:ascii="Times New Roman" w:hAnsi="Times New Roman" w:eastAsia="仿宋" w:cs="仿宋"/>
-          <w:sz w:val="32"/>
-          <w:szCs w:val="32"/>
-          <w:lang w:val="en-US" w:eastAsia="zh-CN"/>
-        </w:rPr>
-        <w:t>　</w:t>
-      </w:r>
-      <w:bookmarkStart w:id="0" w:name="_GoBack"/>
-      <w:bookmarkEnd w:id="0"/>
-      <w:r>
-        <w:rPr>
-          <w:rFonts w:hint="eastAsia" w:ascii="Times New Roman" w:hAnsi="Times New Roman" w:eastAsia="楷体" w:cs="楷体"/>
-          <w:bCs w:val="0"/>
-          <w:spacing w:val="0"/>
-          <w:sz w:val="32"/>
-          <w:szCs w:val="32"/>
-          <w:shd w:val="clear" w:color="auto" w:fill="FFFFFF"/>
-        </w:rPr>
         <w:t>自2026年5月1日起施行）</w:t>
       </w:r>
     </w:p>
     <w:p>
       <w:pPr>
-        <w:keepNext w:val="0"/>
-        <w:keepLines w:val="0"/>
-        <w:pageBreakBefore w:val="0"/>
-        <w:widowControl/>
-        <w:kinsoku/>
-        <w:wordWrap/>
-        <w:overflowPunct/>
-        <w:topLinePunct w:val="0"/>
-        <w:autoSpaceDE/>
-        <w:autoSpaceDN/>
-        <w:bidi w:val="0"/>
-        <w:adjustRightInd/>
-        <w:snapToGrid/>
-        <w:ind w:right="632" w:rightChars="200"/>
-        <w:textAlignment w:val="auto"/>
-        <w:rPr>
-          <w:rFonts w:hint="eastAsia" w:ascii="仿宋" w:hAnsi="仿宋" w:eastAsia="仿宋" w:cs="仿宋"/>
-          <w:bCs w:val="0"/>
-          <w:spacing w:val="0"/>
-          <w:sz w:val="32"/>
-          <w:szCs w:val="32"/>
-          <w:shd w:val="clear" w:color="auto" w:fill="FFFFFF"/>
+        <w:rPr>
+          <w:rFonts w:ascii="Times New Roman" w:hAnsi="Times New Roman" w:eastAsia="仿宋" w:cs="仿宋"/>
+          <w:sz w:val="32"/>
+          <w:szCs w:val="32"/>
         </w:rPr>
       </w:pPr>
     </w:p>
